--- a/klagomål/A 43381-2026 FSC-klagomål.docx
+++ b/klagomål/A 43381-2026 FSC-klagomål.docx
@@ -703,7 +703,7 @@
     <w:r>
       <w:tab/>
       <w:tab/>
-      <w:t>2026-10-26</w:t>
+      <w:t>2026-10-27</w:t>
       <w:br/>
       <w:br/>
     </w:r>

--- a/klagomål/A 43381-2026 FSC-klagomål.docx
+++ b/klagomål/A 43381-2026 FSC-klagomål.docx
@@ -163,7 +163,7 @@
         <w:pStyle w:val="Title"/>
       </w:pPr>
       <w:r>
-        <w:t>Inledande FSC- /PEFC-klagomål – information om höga naturvärden i avverkningsanmälan A 43381-2026 i Älvsbyns kommun</w:t>
+        <w:t>Inledande FSC- /PEFC-klagomål – information om höga naturvärden och fridlysta arter i avverkningsanmälan A 43381-2026 i Älvsbyns kommun</w:t>
       </w:r>
     </w:p>
     <w:p>
@@ -178,7 +178,7 @@
       <w:r>
         <w:drawing>
           <wp:inline xmlns:a="http://schemas.openxmlformats.org/drawingml/2006/main" xmlns:pic="http://schemas.openxmlformats.org/drawingml/2006/picture">
-            <wp:extent cx="5486400" cy="4618289"/>
+            <wp:extent cx="5486400" cy="4569383"/>
             <wp:docPr id="1" name="Picture 1"/>
             <wp:cNvGraphicFramePr>
               <a:graphicFrameLocks noChangeAspect="1"/>
@@ -199,7 +199,7 @@
                   <pic:spPr>
                     <a:xfrm>
                       <a:off x="0" y="0"/>
-                      <a:ext cx="5486400" cy="4618289"/>
+                      <a:ext cx="5486400" cy="4569383"/>
                     </a:xfrm>
                     <a:prstGeom prst="rect"/>
                   </pic:spPr>
@@ -221,7 +221,7 @@
     </w:p>
     <w:p>
       <w:r>
-        <w:t>I och inom 4 meter från avverkningsanmälan finns fynd av 3 naturvårdsarter, varav 3 är rödlistade och 2 är typiska (T): gräddporing (VU, T), gränsticka (VU, T) och vaddporing (NT). Se Figur 1.</w:t>
+        <w:t>I och inom 4 meter från avverkningsanmälan finns fynd av 9 naturvårdsarter, varav 5 är rödlistade, 2 är fridlysta, 7 är typiska (T) och 3 är signalarter (S): garnlav (VU, T), gräddporing (VU, T), gränsticka (VU, T), lunglav (NT, T), vaddporing (NT), nästlav (S, T), plattlummer (S, T, §9), stuplav (S, T) och revlummer (§9). Se Figur 1.</w:t>
       </w:r>
     </w:p>
     <w:p>
@@ -244,7 +244,36 @@
     </w:p>
     <w:p>
       <w:r>
-        <w:t>Nedan följer beskrivningar av de naturvårdsarter och fridlysta arter som har sina livsmiljöer och växtplatser i den avverkningsanmälda skogen. De påträffade naturvårdsarterna är ett tydligt kvitto på att det rör sig om en skog med höga naturvärden.</w:t>
+        <w:t>Nedan följer beskrivningar av de naturvårdsarter och fridlysta arter som har sina livsmiljöer och växtplatser i den avverkningsanmälda skogen. Se även ytterligare artfakta i BILAGA 1. De påträffade naturvårdsarterna är ett tydligt kvitto på att det rör sig om en skog med höga naturvärden.</w:t>
+      </w:r>
+    </w:p>
+    <w:p>
+      <w:r>
+        <w:rPr>
+          <w:b/>
+        </w:rPr>
+        <w:t>Garnlav (VU)</w:t>
+      </w:r>
+      <w:r>
+        <w:t xml:space="preserve"> är en utpräglad barrskogsart som ibland kan drapera träden i norrländska grannaturskogar med hög luftfuktighet. Den förekommer även i talldominerade bestånd där den, förutom i trädens grenverk, påträffas hängande över ojämnheter i tallbarken. Arten har minskat starkt i södra och mellersta Sverige och den minskar även i sitt nordliga utbredningsområde. Minskningstakten uppgår till 30 (20–50) % inom 50 år och överstiger gränsvärdet för Sårbar (VU). Orsaken till tillbakagången beror främst på slutavverkningar av naturskogsartade skogar. Bestånd med riklig förekomst bör regelmässigt sparas, vilket även gynnar flera andra sällsynta och rödlistade arter. Garnlav är värdväxt för den mycket sällsynta och akut hotade fjärilen barrskogslavfly (CR) som hör hemma i boreala barrskogar med riklig förekomst av värdväxten. Tidigare kunde arten konstateras årligen på flera platser vid Dala-Floda i Dalarna innan lokalerna kalavverkades. Senaste fyndet i landet av barrskogslavfly är från år 2000 då den påträffades vid Högberget i Sollefteå kommun. Garnlav är typisk art för </w:t>
+      </w:r>
+      <w:r>
+        <w:rPr>
+          <w:i/>
+        </w:rPr>
+        <w:t xml:space="preserve">9010 Taiga </w:t>
+      </w:r>
+      <w:r>
+        <w:t>och</w:t>
+      </w:r>
+      <w:r>
+        <w:rPr>
+          <w:i/>
+        </w:rPr>
+        <w:t xml:space="preserve"> 9070 Trädklädd betesmark</w:t>
+      </w:r>
+      <w:r>
+        <w:t xml:space="preserve"> (SLU Artdatabanken, 2026).</w:t>
       </w:r>
     </w:p>
     <w:p>
@@ -292,10 +321,171 @@
         <w:rPr>
           <w:b/>
         </w:rPr>
+        <w:t>Lunglav (NT)</w:t>
+      </w:r>
+      <w:r>
+        <w:t xml:space="preserve"> är en av vårt lands främsta signalarter som överallt indikerar gamla lövträd, skogsbestånd med höga naturvärden och ekosystem med långskoglig kontinuitet. Lokalt kan förekomsten vara mycket riklig men den hittas nästan enbart i gamla och ej slutavverkade skogar. Artens samtliga förekomster bör uppmärksammas från naturvårdssynpunkt, då många lokaler även hyser andra ovanliga och rödlistade arter. Rikliga förekomster bör skyddas med biotopskydd, frivilliga avsättningar eller reservat. På lunglav kan de sällsynta lavparasiterna lunglavshårprick (CR), </w:t>
+      </w:r>
+      <w:r>
+        <w:rPr>
+          <w:i/>
+        </w:rPr>
+        <w:t>Abrothallus diederichii</w:t>
+      </w:r>
+      <w:r>
+        <w:t xml:space="preserve"> (VU), </w:t>
+      </w:r>
+      <w:r>
+        <w:rPr>
+          <w:i/>
+        </w:rPr>
+        <w:t>Abrothallus lobariae</w:t>
+      </w:r>
+      <w:r>
+        <w:t xml:space="preserve"> (VU), </w:t>
+      </w:r>
+      <w:r>
+        <w:rPr>
+          <w:i/>
+        </w:rPr>
+        <w:t>Calycina lobariae</w:t>
+      </w:r>
+      <w:r>
+        <w:t xml:space="preserve"> (VU), lunglavsknapp (VU) och skrovelmössing (VU) påträffas. Lunglav är typisk art för </w:t>
+      </w:r>
+      <w:r>
+        <w:rPr>
+          <w:i/>
+        </w:rPr>
+        <w:t>9010 Taiga, 9020 Nordlig ädellövskog, 9110 Näringsfattig bokskog, 9130 Näringsrik bokskog, 9160 Näringsrik ekskog, 9180 Ädellövskog i branter, 9190 Näringsfattig ekskog, 9070 Trädklädd betesmark, 9040 Fjällbjörkskog</w:t>
+      </w:r>
+      <w:r>
+        <w:t xml:space="preserve"> och</w:t>
+      </w:r>
+      <w:r>
+        <w:rPr>
+          <w:i/>
+        </w:rPr>
+        <w:t xml:space="preserve"> 6530 Lövängar</w:t>
+      </w:r>
+      <w:r>
+        <w:t xml:space="preserve"> (SLU Artdatabanken, 2026; Nitare &amp; Skogsstyrelsen, 2019).</w:t>
+      </w:r>
+    </w:p>
+    <w:p>
+      <w:r>
+        <w:rPr>
+          <w:b/>
+        </w:rPr>
         <w:t xml:space="preserve">Vaddporing (NT) </w:t>
       </w:r>
       <w:r>
         <w:t>är en brunrötande vednedbrytare som hittas på undersidan av liggande murken tallved i olika former. Substratet utgörs framför allt av den typ av hård, kådimpregnerad och ofta kolad tallved som skapas i brandpräglad skog. Vedtypen nybildas i mycket liten omfattning och det är sannolikt att arten upplever en utdöendeskuld. För att garantera artens fortlevnad bör man både säkra att artens växtplatser hålls intakta samt att långsiktigt säkerställa att ny ved tillkommer, allra helst i omedelbar anslutning till artens växtplatser. Skoglig gallring och annat uttag av virke innebär ett hot mot arten (SLU Artdatabanken, 2024).</w:t>
+      </w:r>
+    </w:p>
+    <w:p>
+      <w:r>
+        <w:rPr>
+          <w:b/>
+        </w:rPr>
+        <w:t>Nästlav</w:t>
+      </w:r>
+      <w:r>
+        <w:t xml:space="preserve"> indikerar söder om den naturliga norrlandsgränsen äldre barrskogsområden med höga naturvärden där andra ovanliga nordliga barrskogsarter kan påträffas. Nästlav är typisk art för </w:t>
+      </w:r>
+      <w:r>
+        <w:rPr>
+          <w:i/>
+        </w:rPr>
+        <w:t xml:space="preserve">9010 Taiga </w:t>
+      </w:r>
+      <w:r>
+        <w:t>(Nitare &amp; Skogsstyrelsen, 2019; SLU Artdatabanken, 2025).</w:t>
+      </w:r>
+    </w:p>
+    <w:p>
+      <w:r>
+        <w:rPr>
+          <w:b/>
+        </w:rPr>
+        <w:t>Plattlummer (§9)</w:t>
+      </w:r>
+      <w:r>
+        <w:t xml:space="preserve"> växer främst i ljusöppna sandtallskogar eller annan gles, torr och brandpräglad hedbarrskog. Den är mest frekvent i olika typer av naturskogar och kontinuitetsskogar och missgynnas markant av slutavverkning och maskinell markberedning. Söder ut i landet förekommer de närstående arterna cypresslummer (EN, §8) och mellanlummer (NT, §9), vilka båda omfattas av EU:s art- och habitatdirektiv. Plattlummer är typisk art för </w:t>
+      </w:r>
+      <w:r>
+        <w:rPr>
+          <w:i/>
+        </w:rPr>
+        <w:t xml:space="preserve">9010 Taiga </w:t>
+      </w:r>
+      <w:r>
+        <w:t>och</w:t>
+      </w:r>
+      <w:r>
+        <w:rPr>
+          <w:i/>
+        </w:rPr>
+        <w:t xml:space="preserve"> 2320 Rissandhedar </w:t>
+      </w:r>
+      <w:r>
+        <w:t>(Nitare &amp; Skogsstyrelsen, 2019; SLU Artdatabanken, 2026).</w:t>
+      </w:r>
+    </w:p>
+    <w:p>
+      <w:r>
+        <w:rPr>
+          <w:b/>
+        </w:rPr>
+        <w:t>Stuplav</w:t>
+      </w:r>
+      <w:r>
+        <w:t xml:space="preserve"> är en mycket bra signalart i hela sitt utbredningsområde och förekommer nästan enbart i skogsmiljöer med höga naturvärden. Den indikerar långvarig förekomst av gamla lövträd och miljöer med konstant hög luftfuktighet. I skogar med suboceaniskt klimat finns det en mycket sällsynt parasit, njurlavsknapp </w:t>
+      </w:r>
+      <w:r>
+        <w:rPr>
+          <w:i/>
+        </w:rPr>
+        <w:t>Pletocarpon nephromeum</w:t>
+      </w:r>
+      <w:r>
+        <w:t xml:space="preserve"> (EN), som växer på stuplav. Ytterligare tre sällsynta lavparasiter, </w:t>
+      </w:r>
+      <w:r>
+        <w:rPr>
+          <w:i/>
+        </w:rPr>
+        <w:t>Protounguicularia nephromatis</w:t>
+      </w:r>
+      <w:r>
+        <w:t xml:space="preserve"> (VU), </w:t>
+      </w:r>
+      <w:r>
+        <w:rPr>
+          <w:i/>
+        </w:rPr>
+        <w:t>Refractohilum galligenum</w:t>
+      </w:r>
+      <w:r>
+        <w:t xml:space="preserve"> (NT) och </w:t>
+      </w:r>
+      <w:r>
+        <w:rPr>
+          <w:i/>
+        </w:rPr>
+        <w:t>Roselliniella nephromatis</w:t>
+      </w:r>
+      <w:r>
+        <w:t xml:space="preserve"> (DD), kan också påträffas på stuplav. Stuplav är typisk art för </w:t>
+      </w:r>
+      <w:r>
+        <w:rPr>
+          <w:i/>
+        </w:rPr>
+        <w:t>9010 Taiga</w:t>
+      </w:r>
+      <w:r>
+        <w:t xml:space="preserve"> (SLU Artdatabanken, 2026; Nitare &amp; Skogsstyrelsen, 2019).</w:t>
       </w:r>
     </w:p>
     <w:p>
@@ -388,7 +578,7 @@
         <w:rPr>
           <w:i/>
         </w:rPr>
-        <w:t>I det avverkningsanmälda skogsområdet har 3 naturvårdsarter varav 3 rödlistade arter sina livsmiljöer och växtplatser.</w:t>
+        <w:t>I det avverkningsanmälda skogsområdet har 9 naturvårdsarter varav 5 rödlistade arter sina livsmiljöer och växtplatser.</w:t>
       </w:r>
     </w:p>
     <w:p>
@@ -573,6 +763,118 @@
           <w:i/>
         </w:rPr>
         <w:t>I den avverkningsanmälda skogen har fridlysta arter sina livsmiljöer och växtplatser. Att skada de fridlysta arternas livsmiljöer, växtplatser eller ekologiska funktion är inte tillåtet enligt artskyddsförordningen</w:t>
+      </w:r>
+    </w:p>
+    <w:p>
+      <w:r>
+        <w:br w:type="page"/>
+      </w:r>
+    </w:p>
+    <w:p>
+      <w:pPr>
+        <w:pStyle w:val="Title"/>
+      </w:pPr>
+      <w:r>
+        <w:t>BILAGA 1 – Rödlistade arter</w:t>
+      </w:r>
+    </w:p>
+    <w:p>
+      <w:pPr>
+        <w:pStyle w:val="Heading1"/>
+      </w:pPr>
+      <w:r>
+        <w:t>Lunglav – ekologi samt krav på livsmiljön</w:t>
+      </w:r>
+    </w:p>
+    <w:p>
+      <w:r>
+        <w:t xml:space="preserve">Lunglav (NT) är en av vårt lands främsta signalarter som överallt indikerar gamla lövträd, skogsbestånd med höga naturvärden och ekosystem med lång skoglig kontinuitet. Lokalt kan förekomsten vara mycket riklig men den hittas nästan enbart i gamla och ej slutavverkade skogar. Artens samtliga förekomster bör uppmärksammas från naturvårdssynpunkt, då många lokaler även hyser andra ovanliga och rödlistade arter, däribland de sällsynta lavparasiterna lunglavshårprick (CR), </w:t>
+      </w:r>
+      <w:r>
+        <w:rPr>
+          <w:i/>
+        </w:rPr>
+        <w:t>Abrothallus diederichii</w:t>
+      </w:r>
+      <w:r>
+        <w:t xml:space="preserve"> (VU), </w:t>
+      </w:r>
+      <w:r>
+        <w:rPr>
+          <w:i/>
+        </w:rPr>
+        <w:t>Abrothallus lobariae</w:t>
+      </w:r>
+      <w:r>
+        <w:t xml:space="preserve"> (VU), </w:t>
+      </w:r>
+      <w:r>
+        <w:rPr>
+          <w:i/>
+        </w:rPr>
+        <w:t>Calycina lobariae</w:t>
+      </w:r>
+      <w:r>
+        <w:t xml:space="preserve"> (VU), lunglavsknapp (VU) och skrovelmössing (VU), som växer på lunglav. Rikliga förekomster med lunglav bör skyddas med biotopskydd, frivilliga avsättningar eller reservat (SLU Artdatabanken, 2026; Nitare &amp; Skogsstyrelsen, 2019).</w:t>
+      </w:r>
+    </w:p>
+    <w:p>
+      <w:r>
+        <w:t xml:space="preserve">Lunglav är typisk art för </w:t>
+      </w:r>
+      <w:r>
+        <w:rPr>
+          <w:i/>
+        </w:rPr>
+        <w:t>9010 Taiga, 9020 Nordlig ädellövskog, 9110 Näringsfattig bokskog, 9130 Näringsrik bokskog, 9160 Näringsrik ekskog, 9180 Ädellövskog i branter, 9190 Näringsfattig ekskog, 9070 Trädklädd betesmark, 9040 Fjällbjörkskog</w:t>
+      </w:r>
+      <w:r>
+        <w:t xml:space="preserve"> och</w:t>
+      </w:r>
+      <w:r>
+        <w:rPr>
+          <w:i/>
+        </w:rPr>
+        <w:t xml:space="preserve"> 6530 Lövängar</w:t>
+      </w:r>
+      <w:r>
+        <w:t xml:space="preserve"> (SLU Artdatabanken, 2026).</w:t>
+      </w:r>
+    </w:p>
+    <w:p>
+      <w:pPr>
+        <w:pStyle w:val="Heading2"/>
+      </w:pPr>
+      <w:r>
+        <w:t>Referenser – lunglav</w:t>
+      </w:r>
+    </w:p>
+    <w:p>
+      <w:r>
+        <w:t xml:space="preserve">Nitare, J. och Skogsstyrelsen, 2019. </w:t>
+      </w:r>
+      <w:r>
+        <w:rPr>
+          <w:i/>
+        </w:rPr>
+        <w:t xml:space="preserve">Skyddsvärd skog – Naturvårdsarter och andra kriterier för naturvärdesbedömning. </w:t>
+      </w:r>
+      <w:r>
+        <w:t>Skogsstyrelsen.</w:t>
+      </w:r>
+    </w:p>
+    <w:p>
+      <w:r>
+        <w:t xml:space="preserve">SLU Artdatabanken, 2026. </w:t>
+      </w:r>
+      <w:r>
+        <w:rPr>
+          <w:i/>
+        </w:rPr>
+        <w:t xml:space="preserve">Artfaktablad. Naturvård – artfakta. </w:t>
+      </w:r>
+      <w:r>
+        <w:t>SLU Artdatabanken, Uppsala.</w:t>
       </w:r>
     </w:p>
     <w:sectPr>
@@ -703,7 +1005,7 @@
     <w:r>
       <w:tab/>
       <w:tab/>
-      <w:t>2026-10-27</w:t>
+      <w:t>2026-10-28</w:t>
       <w:br/>
       <w:br/>
     </w:r>

--- a/klagomål/A 43381-2026 FSC-klagomål.docx
+++ b/klagomål/A 43381-2026 FSC-klagomål.docx
@@ -1005,7 +1005,7 @@
     <w:r>
       <w:tab/>
       <w:tab/>
-      <w:t>2026-10-28</w:t>
+      <w:t>2026-10-29</w:t>
       <w:br/>
       <w:br/>
     </w:r>

--- a/klagomål/A 43381-2026 FSC-klagomål.docx
+++ b/klagomål/A 43381-2026 FSC-klagomål.docx
@@ -1005,7 +1005,7 @@
     <w:r>
       <w:tab/>
       <w:tab/>
-      <w:t>2026-10-29</w:t>
+      <w:t>2026-10-31</w:t>
       <w:br/>
       <w:br/>
     </w:r>
